--- a/doc/restapi_osztalyok_komponensek_modulok/rest_api_szepen_formatalt (1) 1 (1).docx
+++ b/doc/restapi_osztalyok_komponensek_modulok/rest_api_szepen_formatalt (1) 1 (1).docx
@@ -757,7 +757,19 @@
         <w:rPr>
           <w:u w:val="single"/>
         </w:rPr>
-        <w:t xml:space="preserve">(PUT) </w:t>
+        <w:t>(P</w:t>
+      </w:r>
+      <w:r>
+        <w:rPr>
+          <w:u w:val="single"/>
+        </w:rPr>
+        <w:t>OS</w:t>
+      </w:r>
+      <w:r>
+        <w:rPr>
+          <w:u w:val="single"/>
+        </w:rPr>
+        <w:t xml:space="preserve">T) </w:t>
       </w:r>
       <w:r>
         <w:rPr>
@@ -1001,16 +1013,7 @@
         <w:t>Példa a bejelentkezés sikerességéről jövő objektumra</w:t>
       </w:r>
       <w:r>
-        <w:t xml:space="preserve"> </w:t>
-      </w:r>
-      <w:r>
-        <w:t>(státusz: 20</w:t>
-      </w:r>
-      <w:r>
-        <w:t>2</w:t>
-      </w:r>
-      <w:r>
-        <w:t>)</w:t>
+        <w:t xml:space="preserve"> (státusz: 202)</w:t>
       </w:r>
       <w:r>
         <w:t>:</w:t>
@@ -1287,13 +1290,7 @@
         <w:t>kapott adatokra</w:t>
       </w:r>
       <w:r>
-        <w:t>(státusz: 20</w:t>
-      </w:r>
-      <w:r>
-        <w:t>0</w:t>
-      </w:r>
-      <w:r>
-        <w:t>)</w:t>
+        <w:t>(státusz: 200)</w:t>
       </w:r>
       <w:r>
         <w:t>:</w:t>
@@ -1731,13 +1728,7 @@
         <w:t xml:space="preserve"> </w:t>
       </w:r>
       <w:r>
-        <w:t>(státusz: 20</w:t>
-      </w:r>
-      <w:r>
-        <w:t>0</w:t>
-      </w:r>
-      <w:r>
-        <w:t>)</w:t>
+        <w:t>(státusz: 200)</w:t>
       </w:r>
     </w:p>
     <w:p>
@@ -1857,13 +1848,7 @@
         <w:t xml:space="preserve"> </w:t>
       </w:r>
       <w:r>
-        <w:t>(státusz: 20</w:t>
-      </w:r>
-      <w:r>
-        <w:t>0</w:t>
-      </w:r>
-      <w:r>
-        <w:t>)</w:t>
+        <w:t>(státusz: 200)</w:t>
       </w:r>
       <w:r>
         <w:br/>
@@ -1951,13 +1936,7 @@
         <w:t xml:space="preserve"> küld egy választ, az időpontfoglalás sikereségéről, ami megint egy JSON objektum lesz benne az időpontfoglalás állapotával. Erre ismét egy példa</w:t>
       </w:r>
       <w:r>
-        <w:t>(státusz: 20</w:t>
-      </w:r>
-      <w:r>
-        <w:t>0</w:t>
-      </w:r>
-      <w:r>
-        <w:t>)</w:t>
+        <w:t>(státusz: 200)</w:t>
       </w:r>
       <w:r>
         <w:t xml:space="preserve">: </w:t>
@@ -2059,13 +2038,7 @@
         <w:t>megadott email cím. Példa</w:t>
       </w:r>
       <w:r>
-        <w:t>(státusz: 20</w:t>
-      </w:r>
-      <w:r>
-        <w:t>0</w:t>
-      </w:r>
-      <w:r>
-        <w:t>)</w:t>
+        <w:t>(státusz: 200)</w:t>
       </w:r>
       <w:r>
         <w:t>:</w:t>
@@ -2239,16 +2212,7 @@
         <w:t>Erre ismét egy példa</w:t>
       </w:r>
       <w:r>
-        <w:t xml:space="preserve"> </w:t>
-      </w:r>
-      <w:r>
-        <w:t>(státusz: 20</w:t>
-      </w:r>
-      <w:r>
-        <w:t>0</w:t>
-      </w:r>
-      <w:r>
-        <w:t>)</w:t>
+        <w:t xml:space="preserve"> (státusz: 200)</w:t>
       </w:r>
       <w:r>
         <w:t>:</w:t>
@@ -2409,16 +2373,7 @@
         <w:t>A backendről visszaküldött termék objektum formátuma(JSON)</w:t>
       </w:r>
       <w:r>
-        <w:t xml:space="preserve"> </w:t>
-      </w:r>
-      <w:r>
-        <w:t>(státusz: 20</w:t>
-      </w:r>
-      <w:r>
-        <w:t>0</w:t>
-      </w:r>
-      <w:r>
-        <w:t>)</w:t>
+        <w:t xml:space="preserve"> (státusz: 200)</w:t>
       </w:r>
       <w:r>
         <w:t>:</w:t>
@@ -2583,16 +2538,7 @@
         <w:t xml:space="preserve"> terméken, amelyet a termékazonosító alapján választunk ki</w:t>
       </w:r>
       <w:r>
-        <w:t xml:space="preserve"> </w:t>
-      </w:r>
-      <w:r>
-        <w:t>(státusz: 20</w:t>
-      </w:r>
-      <w:r>
-        <w:t>0</w:t>
-      </w:r>
-      <w:r>
-        <w:t>)</w:t>
+        <w:t xml:space="preserve"> (státusz: 200)</w:t>
       </w:r>
       <w:r>
         <w:t>.</w:t>
@@ -2826,13 +2772,7 @@
         <w:t xml:space="preserve"> A kérés törzsében a JSON objektumban megadjuk a törölni kívánt termék nevét. Majd az adatbázisban, a termék törlésre kerül</w:t>
       </w:r>
       <w:r>
-        <w:t>(státusz: 20</w:t>
-      </w:r>
-      <w:r>
-        <w:t>4</w:t>
-      </w:r>
-      <w:r>
-        <w:t>)</w:t>
+        <w:t>(státusz: 204)</w:t>
       </w:r>
       <w:r>
         <w:t>.</w:t>
@@ -2960,13 +2900,7 @@
         <w:t xml:space="preserve"> </w:t>
       </w:r>
       <w:r>
-        <w:t>(státusz: 20</w:t>
-      </w:r>
-      <w:r>
-        <w:t>0</w:t>
-      </w:r>
-      <w:r>
-        <w:t>)</w:t>
+        <w:t>(státusz: 200)</w:t>
       </w:r>
     </w:p>
     <w:p>
@@ -3131,13 +3065,7 @@
         <w:t xml:space="preserve"> </w:t>
       </w:r>
       <w:r>
-        <w:t>(státusz: 20</w:t>
-      </w:r>
-      <w:r>
-        <w:t>4</w:t>
-      </w:r>
-      <w:r>
-        <w:t>)</w:t>
+        <w:t>(státusz: 204)</w:t>
       </w:r>
     </w:p>
     <w:p>
@@ -3235,16 +3163,7 @@
         <w:t xml:space="preserve"> lévő megrendelések adatait</w:t>
       </w:r>
       <w:r>
-        <w:t xml:space="preserve"> </w:t>
-      </w:r>
-      <w:r>
-        <w:t>(státusz: 20</w:t>
-      </w:r>
-      <w:r>
-        <w:t>0</w:t>
-      </w:r>
-      <w:r>
-        <w:t>)</w:t>
+        <w:t xml:space="preserve"> (státusz: 200)</w:t>
       </w:r>
       <w:r>
         <w:t>.</w:t>
@@ -3511,16 +3430,7 @@
         <w:t>a megrendelés sorszámára is</w:t>
       </w:r>
       <w:r>
-        <w:t xml:space="preserve"> </w:t>
-      </w:r>
-      <w:r>
-        <w:t>(státusz: 20</w:t>
-      </w:r>
-      <w:r>
-        <w:t>0</w:t>
-      </w:r>
-      <w:r>
-        <w:t>)</w:t>
+        <w:t xml:space="preserve"> (státusz: 200)</w:t>
       </w:r>
       <w:r>
         <w:t>.</w:t>
@@ -3651,13 +3561,7 @@
         <w:t>régi rendelést törölni. Ahhoz, hogy tudjuk melyik megrendelést kell törölnünk, meg kell adni a kérés törzsében a megrendelés azonosítóját</w:t>
       </w:r>
       <w:r>
-        <w:t>(státusz: 20</w:t>
-      </w:r>
-      <w:r>
-        <w:t>4</w:t>
-      </w:r>
-      <w:r>
-        <w:t>)</w:t>
+        <w:t>(státusz: 204)</w:t>
       </w:r>
       <w:r>
         <w:t>.</w:t>
@@ -3824,16 +3728,7 @@
         <w:t>, (amelyek sorszámok) közötti tartományban érkeznek vissza</w:t>
       </w:r>
       <w:r>
-        <w:t xml:space="preserve"> </w:t>
-      </w:r>
-      <w:r>
-        <w:t>(státusz: 20</w:t>
-      </w:r>
-      <w:r>
-        <w:t>0</w:t>
-      </w:r>
-      <w:r>
-        <w:t>)</w:t>
+        <w:t xml:space="preserve"> (státusz: 200)</w:t>
       </w:r>
       <w:r>
         <w:t>.</w:t>
@@ -4032,16 +3927,7 @@
         <w:t>tulajdonságoknak kell szerepelniük JSON objektumba ágyazva</w:t>
       </w:r>
       <w:r>
-        <w:t xml:space="preserve"> </w:t>
-      </w:r>
-      <w:r>
-        <w:t>(státusz: 20</w:t>
-      </w:r>
-      <w:r>
-        <w:t>0</w:t>
-      </w:r>
-      <w:r>
-        <w:t>)</w:t>
+        <w:t xml:space="preserve"> (státusz: 200)</w:t>
       </w:r>
       <w:r>
         <w:t>.</w:t>
@@ -4218,16 +4104,7 @@
         <w:t xml:space="preserve"> azonosítóját kötelező megadni, hogy megtaláljuk a törölni kívánt időpontot</w:t>
       </w:r>
       <w:r>
-        <w:t xml:space="preserve"> </w:t>
-      </w:r>
-      <w:r>
-        <w:t>(státusz: 20</w:t>
-      </w:r>
-      <w:r>
-        <w:t>4</w:t>
-      </w:r>
-      <w:r>
-        <w:t>)</w:t>
+        <w:t xml:space="preserve"> (státusz: 204)</w:t>
       </w:r>
       <w:r>
         <w:t>.</w:t>
@@ -6504,27 +6381,10 @@
 </file>
 
 <file path=customXml/item1.xml><?xml version="1.0" encoding="utf-8"?>
-<p:properties xmlns:p="http://schemas.microsoft.com/office/2006/metadata/properties" xmlns:xsi="http://www.w3.org/2001/XMLSchema-instance" xmlns:pc="http://schemas.microsoft.com/office/infopath/2007/PartnerControls">
-  <documentManagement>
-    <lcf76f155ced4ddcb4097134ff3c332f xmlns="b813be36-7098-46e1-a45f-d44548ccfb7b">
-      <Terms xmlns="http://schemas.microsoft.com/office/infopath/2007/PartnerControls"/>
-    </lcf76f155ced4ddcb4097134ff3c332f>
-    <ReferenceId xmlns="b813be36-7098-46e1-a45f-d44548ccfb7b" xsi:nil="true"/>
-    <TaxCatchAll xmlns="580c4b0b-1ea3-4245-9264-fcffcaf8b9d1" xsi:nil="true"/>
-  </documentManagement>
-</p:properties>
+<b:Sources xmlns:b="http://schemas.openxmlformats.org/officeDocument/2006/bibliography" xmlns="http://schemas.openxmlformats.org/officeDocument/2006/bibliography" SelectedStyle="\APASixthEditionOfficeOnline.xsl" StyleName="APA" Version="6"/>
 </file>
 
 <file path=customXml/item2.xml><?xml version="1.0" encoding="utf-8"?>
-<?mso-contentType ?>
-<FormTemplates xmlns="http://schemas.microsoft.com/sharepoint/v3/contenttype/forms">
-  <Display>DocumentLibraryForm</Display>
-  <Edit>DocumentLibraryForm</Edit>
-  <New>DocumentLibraryForm</New>
-</FormTemplates>
-</file>
-
-<file path=customXml/item3.xml><?xml version="1.0" encoding="utf-8"?>
 <ct:contentTypeSchema xmlns:ct="http://schemas.microsoft.com/office/2006/metadata/contentType" xmlns:ma="http://schemas.microsoft.com/office/2006/metadata/properties/metaAttributes" ct:_="" ma:_="" ma:contentTypeName="Dokumentum" ma:contentTypeID="0x0101002BD20AEEB1646E438825E227F8977EEC" ma:contentTypeVersion="11" ma:contentTypeDescription="Új dokumentum létrehozása." ma:contentTypeScope="" ma:versionID="1c35c654984c85c077f18172d4725c61">
   <xsd:schema xmlns:xsd="http://www.w3.org/2001/XMLSchema" xmlns:xs="http://www.w3.org/2001/XMLSchema" xmlns:p="http://schemas.microsoft.com/office/2006/metadata/properties" xmlns:ns2="b813be36-7098-46e1-a45f-d44548ccfb7b" xmlns:ns3="580c4b0b-1ea3-4245-9264-fcffcaf8b9d1" targetNamespace="http://schemas.microsoft.com/office/2006/metadata/properties" ma:root="true" ma:fieldsID="645aa93945ad5a1edfb72289c8ad7509" ns2:_="" ns3:_="">
     <xsd:import namespace="b813be36-7098-46e1-a45f-d44548ccfb7b"/>
@@ -6719,30 +6579,36 @@
 </ct:contentTypeSchema>
 </file>
 
+<file path=customXml/item3.xml><?xml version="1.0" encoding="utf-8"?>
+<?mso-contentType ?>
+<FormTemplates xmlns="http://schemas.microsoft.com/sharepoint/v3/contenttype/forms">
+  <Display>DocumentLibraryForm</Display>
+  <Edit>DocumentLibraryForm</Edit>
+  <New>DocumentLibraryForm</New>
+</FormTemplates>
+</file>
+
 <file path=customXml/item4.xml><?xml version="1.0" encoding="utf-8"?>
-<b:Sources xmlns:b="http://schemas.openxmlformats.org/officeDocument/2006/bibliography" xmlns="http://schemas.openxmlformats.org/officeDocument/2006/bibliography" SelectedStyle="\APASixthEditionOfficeOnline.xsl" StyleName="APA" Version="6"/>
+<p:properties xmlns:p="http://schemas.microsoft.com/office/2006/metadata/properties" xmlns:xsi="http://www.w3.org/2001/XMLSchema-instance" xmlns:pc="http://schemas.microsoft.com/office/infopath/2007/PartnerControls">
+  <documentManagement>
+    <lcf76f155ced4ddcb4097134ff3c332f xmlns="b813be36-7098-46e1-a45f-d44548ccfb7b">
+      <Terms xmlns="http://schemas.microsoft.com/office/infopath/2007/PartnerControls"/>
+    </lcf76f155ced4ddcb4097134ff3c332f>
+    <ReferenceId xmlns="b813be36-7098-46e1-a45f-d44548ccfb7b" xsi:nil="true"/>
+    <TaxCatchAll xmlns="580c4b0b-1ea3-4245-9264-fcffcaf8b9d1" xsi:nil="true"/>
+  </documentManagement>
+</p:properties>
 </file>
 
 <file path=customXml/itemProps1.xml><?xml version="1.0" encoding="utf-8"?>
-<ds:datastoreItem xmlns:ds="http://schemas.openxmlformats.org/officeDocument/2006/customXml" ds:itemID="{D7566D2E-BD83-4D0F-9581-D1AA7362ADA3}">
+<ds:datastoreItem xmlns:ds="http://schemas.openxmlformats.org/officeDocument/2006/customXml" ds:itemID="{CB2DD98F-A726-4AE1-B27A-9BE01DA5AEA6}">
   <ds:schemaRefs>
-    <ds:schemaRef ds:uri="http://schemas.microsoft.com/office/2006/metadata/properties"/>
-    <ds:schemaRef ds:uri="http://schemas.microsoft.com/office/infopath/2007/PartnerControls"/>
-    <ds:schemaRef ds:uri="b813be36-7098-46e1-a45f-d44548ccfb7b"/>
-    <ds:schemaRef ds:uri="580c4b0b-1ea3-4245-9264-fcffcaf8b9d1"/>
+    <ds:schemaRef ds:uri="http://schemas.openxmlformats.org/officeDocument/2006/bibliography"/>
   </ds:schemaRefs>
 </ds:datastoreItem>
 </file>
 
 <file path=customXml/itemProps2.xml><?xml version="1.0" encoding="utf-8"?>
-<ds:datastoreItem xmlns:ds="http://schemas.openxmlformats.org/officeDocument/2006/customXml" ds:itemID="{82F1E587-2793-41CF-BABD-5ABA52665E03}">
-  <ds:schemaRefs>
-    <ds:schemaRef ds:uri="http://schemas.microsoft.com/sharepoint/v3/contenttype/forms"/>
-  </ds:schemaRefs>
-</ds:datastoreItem>
-</file>
-
-<file path=customXml/itemProps3.xml><?xml version="1.0" encoding="utf-8"?>
 <ds:datastoreItem xmlns:ds="http://schemas.openxmlformats.org/officeDocument/2006/customXml" ds:itemID="{38CD1732-41FE-45DF-9F6D-322AC1D6AB22}">
   <ds:schemaRefs>
     <ds:schemaRef ds:uri="http://schemas.microsoft.com/office/2006/metadata/contentType"/>
@@ -6761,10 +6627,21 @@
 </ds:datastoreItem>
 </file>
 
+<file path=customXml/itemProps3.xml><?xml version="1.0" encoding="utf-8"?>
+<ds:datastoreItem xmlns:ds="http://schemas.openxmlformats.org/officeDocument/2006/customXml" ds:itemID="{82F1E587-2793-41CF-BABD-5ABA52665E03}">
+  <ds:schemaRefs>
+    <ds:schemaRef ds:uri="http://schemas.microsoft.com/sharepoint/v3/contenttype/forms"/>
+  </ds:schemaRefs>
+</ds:datastoreItem>
+</file>
+
 <file path=customXml/itemProps4.xml><?xml version="1.0" encoding="utf-8"?>
-<ds:datastoreItem xmlns:ds="http://schemas.openxmlformats.org/officeDocument/2006/customXml" ds:itemID="{CB2DD98F-A726-4AE1-B27A-9BE01DA5AEA6}">
+<ds:datastoreItem xmlns:ds="http://schemas.openxmlformats.org/officeDocument/2006/customXml" ds:itemID="{D7566D2E-BD83-4D0F-9581-D1AA7362ADA3}">
   <ds:schemaRefs>
-    <ds:schemaRef ds:uri="http://schemas.openxmlformats.org/officeDocument/2006/bibliography"/>
+    <ds:schemaRef ds:uri="http://schemas.microsoft.com/office/2006/metadata/properties"/>
+    <ds:schemaRef ds:uri="http://schemas.microsoft.com/office/infopath/2007/PartnerControls"/>
+    <ds:schemaRef ds:uri="b813be36-7098-46e1-a45f-d44548ccfb7b"/>
+    <ds:schemaRef ds:uri="580c4b0b-1ea3-4245-9264-fcffcaf8b9d1"/>
   </ds:schemaRefs>
 </ds:datastoreItem>
 </file>